--- a/课程注册系统开发计划.docx
+++ b/课程注册系统开发计划.docx
@@ -13,19 +13,13 @@
     </w:p>
     <w:p>
       <w:r>
-        <w:t>初稿日期：</w:t>
-      </w:r>
-      <w:r>
-        <w:t>2026-10-12</w:t>
-      </w:r>
-      <w:r>
-        <w:t>；当前项目同步日期：</w:t>
+        <w:t>最终同步版本：</w:t>
       </w:r>
       <w:r>
         <w:t>2026-10-14</w:t>
       </w:r>
       <w:r>
-        <w:t>。计划日期与实际进度分别记录，成员信息和早期开发日期待填。</w:t>
+        <w:t>。</w:t>
       </w:r>
     </w:p>
     <w:p>
@@ -47,6 +41,7 @@
           <w:tab w:val="right" w:leader="dot" w:pos="9628"/>
         </w:tabs>
         <w:rPr>
+          <w:rFonts w:hint="eastAsia"/>
           <w:noProof/>
         </w:rPr>
       </w:pPr>
@@ -59,7 +54,7 @@
       <w:r>
         <w:fldChar w:fldCharType="separate"/>
       </w:r>
-      <w:hyperlink w:anchor="_Toc242829431" w:history="1">
+      <w:hyperlink w:anchor="_Toc242864910" w:history="1">
         <w:r>
           <w:rPr>
             <w:rStyle w:val="aff9"/>
@@ -103,7 +98,7 @@
             <w:noProof/>
             <w:webHidden/>
           </w:rPr>
-          <w:instrText>PAGEREF _Toc242829431 \h</w:instrText>
+          <w:instrText>PAGEREF _Toc242864910 \h</w:instrText>
         </w:r>
         <w:r>
           <w:rPr>
@@ -152,10 +147,11 @@
           <w:tab w:val="right" w:leader="dot" w:pos="9628"/>
         </w:tabs>
         <w:rPr>
+          <w:rFonts w:hint="eastAsia"/>
           <w:noProof/>
         </w:rPr>
       </w:pPr>
-      <w:hyperlink w:anchor="_Toc242829432" w:history="1">
+      <w:hyperlink w:anchor="_Toc242864911" w:history="1">
         <w:r>
           <w:rPr>
             <w:rStyle w:val="aff9"/>
@@ -199,7 +195,7 @@
             <w:noProof/>
             <w:webHidden/>
           </w:rPr>
-          <w:instrText>PAGEREF _Toc242829432 \h</w:instrText>
+          <w:instrText>PAGEREF _Toc242864911 \h</w:instrText>
         </w:r>
         <w:r>
           <w:rPr>
@@ -248,10 +244,11 @@
           <w:tab w:val="right" w:leader="dot" w:pos="9628"/>
         </w:tabs>
         <w:rPr>
+          <w:rFonts w:hint="eastAsia"/>
           <w:noProof/>
         </w:rPr>
       </w:pPr>
-      <w:hyperlink w:anchor="_Toc242829433" w:history="1">
+      <w:hyperlink w:anchor="_Toc242864912" w:history="1">
         <w:r>
           <w:rPr>
             <w:rStyle w:val="aff9"/>
@@ -295,7 +292,7 @@
             <w:noProof/>
             <w:webHidden/>
           </w:rPr>
-          <w:instrText>PAGEREF _Toc242829433 \h</w:instrText>
+          <w:instrText>PAGEREF _Toc242864912 \h</w:instrText>
         </w:r>
         <w:r>
           <w:rPr>
@@ -345,10 +342,11 @@
         </w:tabs>
         <w:ind w:left="440"/>
         <w:rPr>
+          <w:rFonts w:hint="eastAsia"/>
           <w:noProof/>
         </w:rPr>
       </w:pPr>
-      <w:hyperlink w:anchor="_Toc242829434" w:history="1">
+      <w:hyperlink w:anchor="_Toc242864913" w:history="1">
         <w:r>
           <w:rPr>
             <w:rStyle w:val="aff9"/>
@@ -392,7 +390,7 @@
             <w:noProof/>
             <w:webHidden/>
           </w:rPr>
-          <w:instrText>PAGEREF _Toc242829434 \h</w:instrText>
+          <w:instrText>PAGEREF _Toc242864913 \h</w:instrText>
         </w:r>
         <w:r>
           <w:rPr>
@@ -441,10 +439,11 @@
           <w:tab w:val="right" w:leader="dot" w:pos="9628"/>
         </w:tabs>
         <w:rPr>
+          <w:rFonts w:hint="eastAsia"/>
           <w:noProof/>
         </w:rPr>
       </w:pPr>
-      <w:hyperlink w:anchor="_Toc242829435" w:history="1">
+      <w:hyperlink w:anchor="_Toc242864914" w:history="1">
         <w:r>
           <w:rPr>
             <w:rStyle w:val="aff9"/>
@@ -488,7 +487,7 @@
             <w:noProof/>
             <w:webHidden/>
           </w:rPr>
-          <w:instrText>PAGEREF _Toc242829435 \h</w:instrText>
+          <w:instrText>PAGEREF _Toc242864914 \h</w:instrText>
         </w:r>
         <w:r>
           <w:rPr>
@@ -538,10 +537,11 @@
         </w:tabs>
         <w:ind w:left="440"/>
         <w:rPr>
+          <w:rFonts w:hint="eastAsia"/>
           <w:noProof/>
         </w:rPr>
       </w:pPr>
-      <w:hyperlink w:anchor="_Toc242829436" w:history="1">
+      <w:hyperlink w:anchor="_Toc242864915" w:history="1">
         <w:r>
           <w:rPr>
             <w:rStyle w:val="aff9"/>
@@ -599,7 +599,7 @@
             <w:noProof/>
             <w:webHidden/>
           </w:rPr>
-          <w:instrText>PAGEREF _Toc242829436 \h</w:instrText>
+          <w:instrText>PAGEREF _Toc242864915 \h</w:instrText>
         </w:r>
         <w:r>
           <w:rPr>
@@ -649,10 +649,11 @@
         </w:tabs>
         <w:ind w:left="440"/>
         <w:rPr>
+          <w:rFonts w:hint="eastAsia"/>
           <w:noProof/>
         </w:rPr>
       </w:pPr>
-      <w:hyperlink w:anchor="_Toc242829437" w:history="1">
+      <w:hyperlink w:anchor="_Toc242864916" w:history="1">
         <w:r>
           <w:rPr>
             <w:rStyle w:val="aff9"/>
@@ -710,7 +711,7 @@
             <w:noProof/>
             <w:webHidden/>
           </w:rPr>
-          <w:instrText>PAGEREF _Toc242829437 \h</w:instrText>
+          <w:instrText>PAGEREF _Toc242864916 \h</w:instrText>
         </w:r>
         <w:r>
           <w:rPr>
@@ -760,10 +761,11 @@
         </w:tabs>
         <w:ind w:left="440"/>
         <w:rPr>
+          <w:rFonts w:hint="eastAsia"/>
           <w:noProof/>
         </w:rPr>
       </w:pPr>
-      <w:hyperlink w:anchor="_Toc242829438" w:history="1">
+      <w:hyperlink w:anchor="_Toc242864917" w:history="1">
         <w:r>
           <w:rPr>
             <w:rStyle w:val="aff9"/>
@@ -821,7 +823,7 @@
             <w:noProof/>
             <w:webHidden/>
           </w:rPr>
-          <w:instrText>PAGEREF _Toc242829438 \h</w:instrText>
+          <w:instrText>PAGEREF _Toc242864917 \h</w:instrText>
         </w:r>
         <w:r>
           <w:rPr>
@@ -871,10 +873,11 @@
         </w:tabs>
         <w:ind w:left="440"/>
         <w:rPr>
+          <w:rFonts w:hint="eastAsia"/>
           <w:noProof/>
         </w:rPr>
       </w:pPr>
-      <w:hyperlink w:anchor="_Toc242829439" w:history="1">
+      <w:hyperlink w:anchor="_Toc242864918" w:history="1">
         <w:r>
           <w:rPr>
             <w:rStyle w:val="aff9"/>
@@ -918,7 +921,7 @@
             <w:noProof/>
             <w:webHidden/>
           </w:rPr>
-          <w:instrText>PAGEREF _Toc242829439 \h</w:instrText>
+          <w:instrText>PAGEREF _Toc242864918 \h</w:instrText>
         </w:r>
         <w:r>
           <w:rPr>
@@ -948,7 +951,7 @@
             <w:noProof/>
             <w:webHidden/>
           </w:rPr>
-          <w:t>5</w:t>
+          <w:t>4</w:t>
         </w:r>
         <w:r>
           <w:rPr>
@@ -967,10 +970,11 @@
           <w:tab w:val="right" w:leader="dot" w:pos="9628"/>
         </w:tabs>
         <w:rPr>
+          <w:rFonts w:hint="eastAsia"/>
           <w:noProof/>
         </w:rPr>
       </w:pPr>
-      <w:hyperlink w:anchor="_Toc242829440" w:history="1">
+      <w:hyperlink w:anchor="_Toc242864919" w:history="1">
         <w:r>
           <w:rPr>
             <w:rStyle w:val="aff9"/>
@@ -1014,7 +1018,7 @@
             <w:noProof/>
             <w:webHidden/>
           </w:rPr>
-          <w:instrText>PAGEREF _Toc242829440 \h</w:instrText>
+          <w:instrText>PAGEREF _Toc242864919 \h</w:instrText>
         </w:r>
         <w:r>
           <w:rPr>
@@ -1064,10 +1068,11 @@
         </w:tabs>
         <w:ind w:left="440"/>
         <w:rPr>
+          <w:rFonts w:hint="eastAsia"/>
           <w:noProof/>
         </w:rPr>
       </w:pPr>
-      <w:hyperlink w:anchor="_Toc242829441" w:history="1">
+      <w:hyperlink w:anchor="_Toc242864920" w:history="1">
         <w:r>
           <w:rPr>
             <w:rStyle w:val="aff9"/>
@@ -1111,7 +1116,7 @@
             <w:noProof/>
             <w:webHidden/>
           </w:rPr>
-          <w:instrText>PAGEREF _Toc242829441 \h</w:instrText>
+          <w:instrText>PAGEREF _Toc242864920 \h</w:instrText>
         </w:r>
         <w:r>
           <w:rPr>
@@ -1161,10 +1166,11 @@
         </w:tabs>
         <w:ind w:left="440"/>
         <w:rPr>
+          <w:rFonts w:hint="eastAsia"/>
           <w:noProof/>
         </w:rPr>
       </w:pPr>
-      <w:hyperlink w:anchor="_Toc242829442" w:history="1">
+      <w:hyperlink w:anchor="_Toc242864921" w:history="1">
         <w:r>
           <w:rPr>
             <w:rStyle w:val="aff9"/>
@@ -1208,7 +1214,7 @@
             <w:noProof/>
             <w:webHidden/>
           </w:rPr>
-          <w:instrText>PAGEREF _Toc242829442 \h</w:instrText>
+          <w:instrText>PAGEREF _Toc242864921 \h</w:instrText>
         </w:r>
         <w:r>
           <w:rPr>
@@ -1257,10 +1263,11 @@
           <w:tab w:val="right" w:leader="dot" w:pos="9628"/>
         </w:tabs>
         <w:rPr>
+          <w:rFonts w:hint="eastAsia"/>
           <w:noProof/>
         </w:rPr>
       </w:pPr>
-      <w:hyperlink w:anchor="_Toc242829443" w:history="1">
+      <w:hyperlink w:anchor="_Toc242864922" w:history="1">
         <w:r>
           <w:rPr>
             <w:rStyle w:val="aff9"/>
@@ -1304,7 +1311,7 @@
             <w:noProof/>
             <w:webHidden/>
           </w:rPr>
-          <w:instrText>PAGEREF _Toc242829443 \h</w:instrText>
+          <w:instrText>PAGEREF _Toc242864922 \h</w:instrText>
         </w:r>
         <w:r>
           <w:rPr>
@@ -1353,10 +1360,11 @@
           <w:tab w:val="right" w:leader="dot" w:pos="9628"/>
         </w:tabs>
         <w:rPr>
+          <w:rFonts w:hint="eastAsia"/>
           <w:noProof/>
         </w:rPr>
       </w:pPr>
-      <w:hyperlink w:anchor="_Toc242829444" w:history="1">
+      <w:hyperlink w:anchor="_Toc242864923" w:history="1">
         <w:r>
           <w:rPr>
             <w:rStyle w:val="aff9"/>
@@ -1400,7 +1408,7 @@
             <w:noProof/>
             <w:webHidden/>
           </w:rPr>
-          <w:instrText>PAGEREF _Toc242829444 \h</w:instrText>
+          <w:instrText>PAGEREF _Toc242864923 \h</w:instrText>
         </w:r>
         <w:r>
           <w:rPr>
@@ -1450,10 +1458,11 @@
         </w:tabs>
         <w:ind w:left="440"/>
         <w:rPr>
+          <w:rFonts w:hint="eastAsia"/>
           <w:noProof/>
         </w:rPr>
       </w:pPr>
-      <w:hyperlink w:anchor="_Toc242829445" w:history="1">
+      <w:hyperlink w:anchor="_Toc242864924" w:history="1">
         <w:r>
           <w:rPr>
             <w:rStyle w:val="aff9"/>
@@ -1497,7 +1506,7 @@
             <w:noProof/>
             <w:webHidden/>
           </w:rPr>
-          <w:instrText>PAGEREF _Toc242829445 \h</w:instrText>
+          <w:instrText>PAGEREF _Toc242864924 \h</w:instrText>
         </w:r>
         <w:r>
           <w:rPr>
@@ -1546,10 +1555,11 @@
           <w:tab w:val="right" w:leader="dot" w:pos="9628"/>
         </w:tabs>
         <w:rPr>
+          <w:rFonts w:hint="eastAsia"/>
           <w:noProof/>
         </w:rPr>
       </w:pPr>
-      <w:hyperlink w:anchor="_Toc242829446" w:history="1">
+      <w:hyperlink w:anchor="_Toc242864925" w:history="1">
         <w:r>
           <w:rPr>
             <w:rStyle w:val="aff9"/>
@@ -1593,7 +1603,7 @@
             <w:noProof/>
             <w:webHidden/>
           </w:rPr>
-          <w:instrText>PAGEREF _Toc242829446 \h</w:instrText>
+          <w:instrText>PAGEREF _Toc242864925 \h</w:instrText>
         </w:r>
         <w:r>
           <w:rPr>
@@ -1642,10 +1652,11 @@
           <w:tab w:val="right" w:leader="dot" w:pos="9628"/>
         </w:tabs>
         <w:rPr>
+          <w:rFonts w:hint="eastAsia"/>
           <w:noProof/>
         </w:rPr>
       </w:pPr>
-      <w:hyperlink w:anchor="_Toc242829447" w:history="1">
+      <w:hyperlink w:anchor="_Toc242864926" w:history="1">
         <w:r>
           <w:rPr>
             <w:rStyle w:val="aff9"/>
@@ -1658,7 +1669,7 @@
             <w:rStyle w:val="aff9"/>
             <w:noProof/>
           </w:rPr>
-          <w:t>当前项目进度</w:t>
+          <w:t>实现结果</w:t>
         </w:r>
         <w:r>
           <w:rPr>
@@ -1689,7 +1700,7 @@
             <w:noProof/>
             <w:webHidden/>
           </w:rPr>
-          <w:instrText>PAGEREF _Toc242829447 \h</w:instrText>
+          <w:instrText>PAGEREF _Toc242864926 \h</w:instrText>
         </w:r>
         <w:r>
           <w:rPr>
@@ -1719,103 +1730,7 @@
             <w:noProof/>
             <w:webHidden/>
           </w:rPr>
-          <w:t>7</w:t>
-        </w:r>
-        <w:r>
-          <w:rPr>
-            <w:rFonts w:hint="eastAsia"/>
-            <w:noProof/>
-            <w:webHidden/>
-          </w:rPr>
-          <w:fldChar w:fldCharType="end"/>
-        </w:r>
-      </w:hyperlink>
-    </w:p>
-    <w:p>
-      <w:pPr>
-        <w:pStyle w:val="TOC1"/>
-        <w:tabs>
-          <w:tab w:val="right" w:leader="dot" w:pos="9628"/>
-        </w:tabs>
-        <w:rPr>
-          <w:noProof/>
-        </w:rPr>
-      </w:pPr>
-      <w:hyperlink w:anchor="_Toc242829448" w:history="1">
-        <w:r>
-          <w:rPr>
-            <w:rStyle w:val="aff9"/>
-            <w:noProof/>
-          </w:rPr>
-          <w:t xml:space="preserve">10 </w:t>
-        </w:r>
-        <w:r>
-          <w:rPr>
-            <w:rStyle w:val="aff9"/>
-            <w:noProof/>
-          </w:rPr>
-          <w:t>当前修复完成情况</w:t>
-        </w:r>
-        <w:r>
-          <w:rPr>
-            <w:rFonts w:hint="eastAsia"/>
-            <w:noProof/>
-            <w:webHidden/>
-          </w:rPr>
-          <w:tab/>
-        </w:r>
-        <w:r>
-          <w:rPr>
-            <w:rFonts w:hint="eastAsia"/>
-            <w:noProof/>
-            <w:webHidden/>
-          </w:rPr>
-          <w:fldChar w:fldCharType="begin"/>
-        </w:r>
-        <w:r>
-          <w:rPr>
-            <w:rFonts w:hint="eastAsia"/>
-            <w:noProof/>
-            <w:webHidden/>
-          </w:rPr>
-          <w:instrText xml:space="preserve"> </w:instrText>
-        </w:r>
-        <w:r>
-          <w:rPr>
-            <w:noProof/>
-            <w:webHidden/>
-          </w:rPr>
-          <w:instrText>PAGEREF _Toc242829448 \h</w:instrText>
-        </w:r>
-        <w:r>
-          <w:rPr>
-            <w:rFonts w:hint="eastAsia"/>
-            <w:noProof/>
-            <w:webHidden/>
-          </w:rPr>
-          <w:instrText xml:space="preserve"> </w:instrText>
-        </w:r>
-        <w:r>
-          <w:rPr>
-            <w:rFonts w:hint="eastAsia"/>
-            <w:noProof/>
-            <w:webHidden/>
-          </w:rPr>
-        </w:r>
-        <w:r>
-          <w:rPr>
-            <w:rFonts w:hint="eastAsia"/>
-            <w:noProof/>
-            <w:webHidden/>
-          </w:rPr>
-          <w:fldChar w:fldCharType="separate"/>
-        </w:r>
-        <w:r>
-          <w:rPr>
-            <w:noProof/>
-            <w:webHidden/>
-          </w:rPr>
-          <w:t>7</w:t>
+          <w:t>6</w:t>
         </w:r>
         <w:r>
           <w:rPr>
@@ -1833,16 +1748,12 @@
       </w:r>
     </w:p>
     <w:p>
-      <w:r>
-        <w:br w:type="page"/>
-      </w:r>
-    </w:p>
-    <w:p>
       <w:pPr>
         <w:pStyle w:val="1"/>
+        <w:pageBreakBefore/>
       </w:pPr>
       <w:bookmarkStart w:id="0" w:name="h_411d5e0308f456d7be72"/>
-      <w:bookmarkStart w:id="1" w:name="_Toc242829431"/>
+      <w:bookmarkStart w:id="1" w:name="_Toc242864910"/>
       <w:r>
         <w:lastRenderedPageBreak/>
         <w:t xml:space="preserve">1 </w:t>
@@ -1906,7 +1817,7 @@
     </w:p>
     <w:p>
       <w:r>
-        <w:t>近期工作以功能联调、测试和文档整理为主，计费和课程目录采用模拟方案。</w:t>
+        <w:t>计费和课程目录采用模拟方案，功能联调以页面结果和数据库记录一致为准。</w:t>
       </w:r>
     </w:p>
     <w:p>
@@ -1914,7 +1825,7 @@
         <w:pStyle w:val="1"/>
       </w:pPr>
       <w:bookmarkStart w:id="2" w:name="h_e45d2612c2d4fff40314"/>
-      <w:bookmarkStart w:id="3" w:name="_Toc242829432"/>
+      <w:bookmarkStart w:id="3" w:name="_Toc242864911"/>
       <w:r>
         <w:t xml:space="preserve">2 </w:t>
       </w:r>
@@ -2280,7 +2191,7 @@
         <w:pStyle w:val="1"/>
       </w:pPr>
       <w:bookmarkStart w:id="4" w:name="h_833d9cad5478644d7879"/>
-      <w:bookmarkStart w:id="5" w:name="_Toc242829433"/>
+      <w:bookmarkStart w:id="5" w:name="_Toc242864912"/>
       <w:r>
         <w:t xml:space="preserve">3 </w:t>
       </w:r>
@@ -2295,13 +2206,7 @@
         <w:keepNext/>
       </w:pPr>
       <w:r>
-        <w:t>小组共</w:t>
-      </w:r>
-      <w:r>
-        <w:t>4</w:t>
-      </w:r>
-      <w:r>
-        <w:t>人，暂用成员</w:t>
+        <w:t>小组按学生、教师、教务和公共功能分为四个模块，由成员</w:t>
       </w:r>
       <w:r>
         <w:t>1—</w:t>
@@ -2313,9 +2218,9 @@
         <w:t>4</w:t>
       </w:r>
       <w:r>
-        <w:t>表示。每人负责相应模块的开发、测试和文档说明，姓名、学号及贡献比例在提交前填写。文档统一使用教师和教务员，分别对应分工中的老师和管理员。组号、姓名、学号及贡献比例见</w:t>
+        <w:t>分别负责开发、测试和文档。分工汇总见</w:t>
       </w:r>
-      <w:hyperlink r:id="rId11" w:anchor="h_cc9f4a77e1876c69ca0c">
+      <w:hyperlink r:id="rId11" w:anchor="h_56b5072e2de188901a6e">
         <w:r>
           <w:t>工作总结第</w:t>
         </w:r>
@@ -2717,7 +2622,7 @@
         <w:pStyle w:val="21"/>
       </w:pPr>
       <w:bookmarkStart w:id="6" w:name="h_33f7c1a4b04d85a0cd73"/>
-      <w:bookmarkStart w:id="7" w:name="_Toc242829434"/>
+      <w:bookmarkStart w:id="7" w:name="_Toc242864913"/>
       <w:r>
         <w:t xml:space="preserve">3.1 </w:t>
       </w:r>
@@ -3281,7 +3186,7 @@
         <w:pStyle w:val="1"/>
       </w:pPr>
       <w:bookmarkStart w:id="8" w:name="h_c7ae8d5d992f9cd640a2"/>
-      <w:bookmarkStart w:id="9" w:name="_Toc242829435"/>
+      <w:bookmarkStart w:id="9" w:name="_Toc242864914"/>
       <w:r>
         <w:t xml:space="preserve">4 </w:t>
       </w:r>
@@ -3348,7 +3253,7 @@
               <w:rPr>
                 <w:b/>
               </w:rPr>
-              <w:t>迭代</w:t>
+              <w:t>阶段</w:t>
             </w:r>
           </w:p>
         </w:tc>
@@ -3367,7 +3272,7 @@
               <w:rPr>
                 <w:b/>
               </w:rPr>
-              <w:t>计划与实际日期</w:t>
+              <w:t>完成状态</w:t>
             </w:r>
           </w:p>
         </w:tc>
@@ -3440,7 +3345,7 @@
               <w:pStyle w:val="TableText"/>
             </w:pPr>
             <w:r>
-              <w:t>实际起止日期待填；基础实现已完成</w:t>
+              <w:t>基础实现已完成</w:t>
             </w:r>
           </w:p>
         </w:tc>
@@ -3522,19 +3427,7 @@
               <w:pStyle w:val="TableText"/>
             </w:pPr>
             <w:r>
-              <w:t>实际起止日期待填；</w:t>
-            </w:r>
-            <w:r>
-              <w:t>10</w:t>
-            </w:r>
-            <w:r>
-              <w:t>月</w:t>
-            </w:r>
-            <w:r>
-              <w:t>10—11</w:t>
-            </w:r>
-            <w:r>
-              <w:t>日有复测记录</w:t>
+              <w:t>核心业务已完成，相关自动检查通过</w:t>
             </w:r>
           </w:p>
         </w:tc>
@@ -3621,19 +3514,7 @@
               <w:pStyle w:val="TableText"/>
             </w:pPr>
             <w:r>
-              <w:t>计划</w:t>
-            </w:r>
-            <w:r>
-              <w:t>10</w:t>
-            </w:r>
-            <w:r>
-              <w:t>月</w:t>
-            </w:r>
-            <w:r>
-              <w:t>12—15</w:t>
-            </w:r>
-            <w:r>
-              <w:t>日；实际结束日期待填</w:t>
+              <w:t>自动回归通过，文档整理完成</w:t>
             </w:r>
           </w:p>
         </w:tc>
@@ -3662,81 +3543,6 @@
             </w:pPr>
             <w:r>
               <w:t>测试结果、正式文档和运行说明；完成主要页面人工检查，文档规则与程序一致</w:t>
-            </w:r>
-          </w:p>
-        </w:tc>
-      </w:tr>
-      <w:tr>
-        <w:trPr>
-          <w:cantSplit/>
-          <w:jc w:val="center"/>
-        </w:trPr>
-        <w:tc>
-          <w:tcPr>
-            <w:tcW w:w="1542" w:type="dxa"/>
-            <w:vAlign w:val="center"/>
-          </w:tcPr>
-          <w:p>
-            <w:pPr>
-              <w:pStyle w:val="TableText"/>
-              <w:jc w:val="center"/>
-            </w:pPr>
-            <w:r>
-              <w:t>提交检查</w:t>
-            </w:r>
-          </w:p>
-        </w:tc>
-        <w:tc>
-          <w:tcPr>
-            <w:tcW w:w="2409" w:type="dxa"/>
-            <w:vAlign w:val="center"/>
-          </w:tcPr>
-          <w:p>
-            <w:pPr>
-              <w:pStyle w:val="TableText"/>
-            </w:pPr>
-            <w:r>
-              <w:t>计划</w:t>
-            </w:r>
-            <w:r>
-              <w:t>10</w:t>
-            </w:r>
-            <w:r>
-              <w:t>月</w:t>
-            </w:r>
-            <w:r>
-              <w:t>16</w:t>
-            </w:r>
-            <w:r>
-              <w:t>日；实际日期待填</w:t>
-            </w:r>
-          </w:p>
-        </w:tc>
-        <w:tc>
-          <w:tcPr>
-            <w:tcW w:w="2795" w:type="dxa"/>
-            <w:vAlign w:val="center"/>
-          </w:tcPr>
-          <w:p>
-            <w:pPr>
-              <w:pStyle w:val="TableText"/>
-            </w:pPr>
-            <w:r>
-              <w:t>全体成员，汇总负责人待确定</w:t>
-            </w:r>
-          </w:p>
-        </w:tc>
-        <w:tc>
-          <w:tcPr>
-            <w:tcW w:w="2891" w:type="dxa"/>
-            <w:vAlign w:val="center"/>
-          </w:tcPr>
-          <w:p>
-            <w:pPr>
-              <w:pStyle w:val="TableText"/>
-            </w:pPr>
-            <w:r>
-              <w:t>可运行程序、五份过程文档及个人与小组总结；环境可启动、演示流程完整、成员信息齐全</w:t>
             </w:r>
           </w:p>
         </w:tc>
@@ -3752,7 +3558,7 @@
         <w:pStyle w:val="21"/>
       </w:pPr>
       <w:bookmarkStart w:id="10" w:name="h_89fbbee47a402abcf14d"/>
-      <w:bookmarkStart w:id="11" w:name="_Toc242829436"/>
+      <w:bookmarkStart w:id="11" w:name="_Toc242864915"/>
       <w:r>
         <w:t xml:space="preserve">4.1 </w:t>
       </w:r>
@@ -3783,7 +3589,7 @@
         <w:pStyle w:val="21"/>
       </w:pPr>
       <w:bookmarkStart w:id="12" w:name="h_0f192b0968185962922d"/>
-      <w:bookmarkStart w:id="13" w:name="_Toc242829437"/>
+      <w:bookmarkStart w:id="13" w:name="_Toc242864916"/>
       <w:r>
         <w:t xml:space="preserve">4.2 </w:t>
       </w:r>
@@ -3831,7 +3637,7 @@
         <w:pStyle w:val="21"/>
       </w:pPr>
       <w:bookmarkStart w:id="14" w:name="h_bc186e7533dece8aa20c"/>
-      <w:bookmarkStart w:id="15" w:name="_Toc242829438"/>
+      <w:bookmarkStart w:id="15" w:name="_Toc242864917"/>
       <w:r>
         <w:t xml:space="preserve">4.3 </w:t>
       </w:r>
@@ -3895,7 +3701,7 @@
               <w:rPr>
                 <w:b/>
               </w:rPr>
-              <w:t>拟定日期</w:t>
+              <w:t>工作项</w:t>
             </w:r>
           </w:p>
         </w:tc>
@@ -3954,16 +3760,7 @@
               <w:jc w:val="center"/>
             </w:pPr>
             <w:r>
-              <w:t>10</w:t>
-            </w:r>
-            <w:r>
-              <w:t>月</w:t>
-            </w:r>
-            <w:r>
-              <w:t>12</w:t>
-            </w:r>
-            <w:r>
-              <w:t>日</w:t>
+              <w:t>功能与文档核对</w:t>
             </w:r>
           </w:p>
         </w:tc>
@@ -4012,16 +3809,7 @@
               <w:jc w:val="center"/>
             </w:pPr>
             <w:r>
-              <w:t>10</w:t>
-            </w:r>
-            <w:r>
-              <w:t>月</w:t>
-            </w:r>
-            <w:r>
-              <w:t>13</w:t>
-            </w:r>
-            <w:r>
-              <w:t>日</w:t>
+              <w:t>人工验收</w:t>
             </w:r>
           </w:p>
         </w:tc>
@@ -4070,16 +3858,7 @@
               <w:jc w:val="center"/>
             </w:pPr>
             <w:r>
-              <w:t>10</w:t>
-            </w:r>
-            <w:r>
-              <w:t>月</w:t>
-            </w:r>
-            <w:r>
-              <w:t>14</w:t>
-            </w:r>
-            <w:r>
-              <w:t>日</w:t>
+              <w:t>问题修复与复测</w:t>
             </w:r>
           </w:p>
         </w:tc>
@@ -4128,16 +3907,7 @@
               <w:jc w:val="center"/>
             </w:pPr>
             <w:r>
-              <w:t>10</w:t>
-            </w:r>
-            <w:r>
-              <w:t>月</w:t>
-            </w:r>
-            <w:r>
-              <w:t>15</w:t>
-            </w:r>
-            <w:r>
-              <w:t>日</w:t>
+              <w:t>交付资料汇总</w:t>
             </w:r>
           </w:p>
         </w:tc>
@@ -4186,9 +3956,8 @@
         <w:pStyle w:val="21"/>
       </w:pPr>
       <w:bookmarkStart w:id="16" w:name="h_3add92982aa186da323a"/>
-      <w:bookmarkStart w:id="17" w:name="_Toc242829439"/>
+      <w:bookmarkStart w:id="17" w:name="_Toc242864918"/>
       <w:r>
-        <w:lastRenderedPageBreak/>
         <w:t xml:space="preserve">4.4 </w:t>
       </w:r>
       <w:r>
@@ -4199,24 +3968,12 @@
     </w:p>
     <w:p>
       <w:r>
-        <w:t>拟</w:t>
-      </w:r>
-      <w:r>
-        <w:t>10</w:t>
-      </w:r>
-      <w:r>
-        <w:t>月</w:t>
-      </w:r>
-      <w:r>
-        <w:t>16</w:t>
-      </w:r>
-      <w:r>
-        <w:t>日检查启动过程、账号、数据库导入和演示数据。按准备好的流程从登录开始走一遍，确认提交文件与程序版本一致。</w:t>
+        <w:t>提交前检查启动过程、账号、数据库导入和演示数据。按准备好的流程从登录开始走一遍，确认提交文件与程序版本一致。</w:t>
       </w:r>
     </w:p>
     <w:p>
       <w:r>
-        <w:t>提交前填写成员信息、贡献比例和实际日期，检查文档链接、文件名称及数据库脚本。测试结果按对应场景汇总到报告。</w:t>
+        <w:t>提交时检查文档链接、文件名称及数据库脚本。测试结果按对应场景汇总到报告。</w:t>
       </w:r>
     </w:p>
     <w:p>
@@ -4224,8 +3981,9 @@
         <w:pStyle w:val="1"/>
       </w:pPr>
       <w:bookmarkStart w:id="18" w:name="h_0084c05600a1b26313a8"/>
-      <w:bookmarkStart w:id="19" w:name="_Toc242829440"/>
+      <w:bookmarkStart w:id="19" w:name="_Toc242864919"/>
       <w:r>
+        <w:lastRenderedPageBreak/>
         <w:t xml:space="preserve">5 </w:t>
       </w:r>
       <w:r>
@@ -4239,7 +3997,7 @@
         <w:pStyle w:val="21"/>
       </w:pPr>
       <w:bookmarkStart w:id="20" w:name="h_f90bf1315f0cd3fa59ea"/>
-      <w:bookmarkStart w:id="21" w:name="_Toc242829441"/>
+      <w:bookmarkStart w:id="21" w:name="_Toc242864920"/>
       <w:r>
         <w:t xml:space="preserve">5.1 </w:t>
       </w:r>
@@ -4331,7 +4089,7 @@
         <w:pStyle w:val="21"/>
       </w:pPr>
       <w:bookmarkStart w:id="22" w:name="h_fc5c28d93e39096358da"/>
-      <w:bookmarkStart w:id="23" w:name="_Toc242829442"/>
+      <w:bookmarkStart w:id="23" w:name="_Toc242864921"/>
       <w:r>
         <w:t xml:space="preserve">5.2 </w:t>
       </w:r>
@@ -4408,7 +4166,7 @@
         <w:pStyle w:val="1"/>
       </w:pPr>
       <w:bookmarkStart w:id="24" w:name="h_ce3e57c7351b30e2c121"/>
-      <w:bookmarkStart w:id="25" w:name="_Toc242829443"/>
+      <w:bookmarkStart w:id="25" w:name="_Toc242864922"/>
       <w:r>
         <w:t xml:space="preserve">6 </w:t>
       </w:r>
@@ -4688,7 +4446,6 @@
               <w:jc w:val="center"/>
             </w:pPr>
             <w:r>
-              <w:lastRenderedPageBreak/>
               <w:t>多人修改同一文件</w:t>
             </w:r>
           </w:p>
@@ -4716,7 +4473,7 @@
     </w:p>
     <w:p>
       <w:r>
-        <w:t>每个阶段结束后共同检查功能、测试和文档，依据执行记录更新完成情况，后续任务列入下一阶段。</w:t>
+        <w:t>每个阶段结束后共同检查功能、测试和文档，发现问题按原场景复测。</w:t>
       </w:r>
     </w:p>
     <w:p>
@@ -4724,8 +4481,9 @@
         <w:pStyle w:val="1"/>
       </w:pPr>
       <w:bookmarkStart w:id="26" w:name="h_3b64267570dc739e5507"/>
-      <w:bookmarkStart w:id="27" w:name="_Toc242829444"/>
+      <w:bookmarkStart w:id="27" w:name="_Toc242864923"/>
       <w:r>
+        <w:lastRenderedPageBreak/>
         <w:t xml:space="preserve">7 </w:t>
       </w:r>
       <w:r>
@@ -5055,55 +4813,6 @@
               <w:jc w:val="center"/>
             </w:pPr>
             <w:r>
-              <w:t>成员记录未补齐</w:t>
-            </w:r>
-          </w:p>
-        </w:tc>
-        <w:tc>
-          <w:tcPr>
-            <w:tcW w:w="3180" w:type="dxa"/>
-            <w:vAlign w:val="center"/>
-          </w:tcPr>
-          <w:p>
-            <w:pPr>
-              <w:pStyle w:val="TableText"/>
-            </w:pPr>
-            <w:r>
-              <w:t>提交资料不完整</w:t>
-            </w:r>
-          </w:p>
-        </w:tc>
-        <w:tc>
-          <w:tcPr>
-            <w:tcW w:w="4337" w:type="dxa"/>
-            <w:vAlign w:val="center"/>
-          </w:tcPr>
-          <w:p>
-            <w:pPr>
-              <w:pStyle w:val="TableText"/>
-            </w:pPr>
-            <w:r>
-              <w:t>提交前补姓名、实际日期和工作总结</w:t>
-            </w:r>
-          </w:p>
-        </w:tc>
-      </w:tr>
-      <w:tr>
-        <w:trPr>
-          <w:cantSplit/>
-          <w:jc w:val="center"/>
-        </w:trPr>
-        <w:tc>
-          <w:tcPr>
-            <w:tcW w:w="2120" w:type="dxa"/>
-            <w:vAlign w:val="center"/>
-          </w:tcPr>
-          <w:p>
-            <w:pPr>
-              <w:pStyle w:val="TableText"/>
-              <w:jc w:val="center"/>
-            </w:pPr>
-            <w:r>
               <w:t>时间不足</w:t>
             </w:r>
           </w:p>
@@ -5148,7 +4857,7 @@
         <w:pStyle w:val="21"/>
       </w:pPr>
       <w:bookmarkStart w:id="28" w:name="h_e4fa05cb0ead53f5dddd"/>
-      <w:bookmarkStart w:id="29" w:name="_Toc242829445"/>
+      <w:bookmarkStart w:id="29" w:name="_Toc242864924"/>
       <w:r>
         <w:t xml:space="preserve">7.1 </w:t>
       </w:r>
@@ -5180,9 +4889,8 @@
         <w:tblLook w:val="04A0" w:firstRow="1" w:lastRow="0" w:firstColumn="1" w:lastColumn="0" w:noHBand="0" w:noVBand="1"/>
       </w:tblPr>
       <w:tblGrid>
-        <w:gridCol w:w="2120"/>
-        <w:gridCol w:w="3180"/>
-        <w:gridCol w:w="4337"/>
+        <w:gridCol w:w="2699"/>
+        <w:gridCol w:w="6939"/>
       </w:tblGrid>
       <w:tr>
         <w:trPr>
@@ -5192,7 +4900,7 @@
         </w:trPr>
         <w:tc>
           <w:tcPr>
-            <w:tcW w:w="2120" w:type="dxa"/>
+            <w:tcW w:w="2699" w:type="dxa"/>
             <w:shd w:val="clear" w:color="auto" w:fill="E6EEF5"/>
             <w:vAlign w:val="center"/>
           </w:tcPr>
@@ -5212,7 +4920,7 @@
         </w:tc>
         <w:tc>
           <w:tcPr>
-            <w:tcW w:w="3180" w:type="dxa"/>
+            <w:tcW w:w="6939" w:type="dxa"/>
             <w:shd w:val="clear" w:color="auto" w:fill="E6EEF5"/>
             <w:vAlign w:val="center"/>
           </w:tcPr>
@@ -5225,26 +4933,7 @@
               <w:rPr>
                 <w:b/>
               </w:rPr>
-              <w:t>当前情况</w:t>
-            </w:r>
-          </w:p>
-        </w:tc>
-        <w:tc>
-          <w:tcPr>
-            <w:tcW w:w="4337" w:type="dxa"/>
-            <w:shd w:val="clear" w:color="auto" w:fill="E6EEF5"/>
-            <w:vAlign w:val="center"/>
-          </w:tcPr>
-          <w:p>
-            <w:pPr>
-              <w:pStyle w:val="TableText"/>
-              <w:keepNext/>
-            </w:pPr>
-            <w:r>
-              <w:rPr>
-                <w:b/>
-              </w:rPr>
-              <w:t>填写依据</w:t>
+              <w:t>核对内容</w:t>
             </w:r>
           </w:p>
         </w:tc>
@@ -5256,7 +4945,7 @@
         </w:trPr>
         <w:tc>
           <w:tcPr>
-            <w:tcW w:w="2120" w:type="dxa"/>
+            <w:tcW w:w="2699" w:type="dxa"/>
             <w:vAlign w:val="center"/>
           </w:tcPr>
           <w:p>
@@ -5265,13 +4954,13 @@
               <w:jc w:val="center"/>
             </w:pPr>
             <w:r>
-              <w:t>组号、姓名、学号和签名</w:t>
+              <w:t>程序与数据库脚本</w:t>
             </w:r>
           </w:p>
         </w:tc>
         <w:tc>
           <w:tcPr>
-            <w:tcW w:w="3180" w:type="dxa"/>
+            <w:tcW w:w="6939" w:type="dxa"/>
             <w:vAlign w:val="center"/>
           </w:tcPr>
           <w:p>
@@ -5279,27 +4968,7 @@
               <w:pStyle w:val="TableText"/>
             </w:pPr>
             <w:r>
-              <w:t>统一在工作总结第</w:t>
-            </w:r>
-            <w:r>
-              <w:t>5.5</w:t>
-            </w:r>
-            <w:r>
-              <w:t>节填写</w:t>
-            </w:r>
-          </w:p>
-        </w:tc>
-        <w:tc>
-          <w:tcPr>
-            <w:tcW w:w="4337" w:type="dxa"/>
-            <w:vAlign w:val="center"/>
-          </w:tcPr>
-          <w:p>
-            <w:pPr>
-              <w:pStyle w:val="TableText"/>
-            </w:pPr>
-            <w:r>
-              <w:t>真实成员信息</w:t>
+              <w:t>启动命令、配置示例、建库及升级入口</w:t>
             </w:r>
           </w:p>
         </w:tc>
@@ -5311,7 +4980,7 @@
         </w:trPr>
         <w:tc>
           <w:tcPr>
-            <w:tcW w:w="2120" w:type="dxa"/>
+            <w:tcW w:w="2699" w:type="dxa"/>
             <w:vAlign w:val="center"/>
           </w:tcPr>
           <w:p>
@@ -5320,13 +4989,13 @@
               <w:jc w:val="center"/>
             </w:pPr>
             <w:r>
-              <w:t>贡献比例</w:t>
+              <w:t>需求与设计</w:t>
             </w:r>
           </w:p>
         </w:tc>
         <w:tc>
           <w:tcPr>
-            <w:tcW w:w="3180" w:type="dxa"/>
+            <w:tcW w:w="6939" w:type="dxa"/>
             <w:vAlign w:val="center"/>
           </w:tcPr>
           <w:p>
@@ -5334,30 +5003,7 @@
               <w:pStyle w:val="TableText"/>
             </w:pPr>
             <w:r>
-              <w:t>统一在工作总结第</w:t>
-            </w:r>
-            <w:r>
-              <w:t>5.5</w:t>
-            </w:r>
-            <w:r>
-              <w:t>节确认</w:t>
-            </w:r>
-          </w:p>
-        </w:tc>
-        <w:tc>
-          <w:tcPr>
-            <w:tcW w:w="4337" w:type="dxa"/>
-            <w:vAlign w:val="center"/>
-          </w:tcPr>
-          <w:p>
-            <w:pPr>
-              <w:pStyle w:val="TableText"/>
-            </w:pPr>
-            <w:r>
-              <w:t>实际完成内容，合计</w:t>
-            </w:r>
-            <w:r>
-              <w:t>100%</w:t>
+              <w:t>业务规则、页面入口和数据关系</w:t>
             </w:r>
           </w:p>
         </w:tc>
@@ -5369,7 +5015,7 @@
         </w:trPr>
         <w:tc>
           <w:tcPr>
-            <w:tcW w:w="2120" w:type="dxa"/>
+            <w:tcW w:w="2699" w:type="dxa"/>
             <w:vAlign w:val="center"/>
           </w:tcPr>
           <w:p>
@@ -5378,13 +5024,13 @@
               <w:jc w:val="center"/>
             </w:pPr>
             <w:r>
-              <w:t>开发起止时间</w:t>
+              <w:t>测试记录</w:t>
             </w:r>
           </w:p>
         </w:tc>
         <w:tc>
           <w:tcPr>
-            <w:tcW w:w="3180" w:type="dxa"/>
+            <w:tcW w:w="6939" w:type="dxa"/>
             <w:vAlign w:val="center"/>
           </w:tcPr>
           <w:p>
@@ -5392,27 +5038,7 @@
               <w:pStyle w:val="TableText"/>
             </w:pPr>
             <w:r>
-              <w:t>在工作总结第</w:t>
-            </w:r>
-            <w:r>
-              <w:t>5.5</w:t>
-            </w:r>
-            <w:r>
-              <w:t>节记录</w:t>
-            </w:r>
-          </w:p>
-        </w:tc>
-        <w:tc>
-          <w:tcPr>
-            <w:tcW w:w="4337" w:type="dxa"/>
-            <w:vAlign w:val="center"/>
-          </w:tcPr>
-          <w:p>
-            <w:pPr>
-              <w:pStyle w:val="TableText"/>
-            </w:pPr>
-            <w:r>
-              <w:t>实际开发记录</w:t>
+              <w:t>运行参数、检查结果和问题复测依据</w:t>
             </w:r>
           </w:p>
         </w:tc>
@@ -5424,7 +5050,7 @@
         </w:trPr>
         <w:tc>
           <w:tcPr>
-            <w:tcW w:w="2120" w:type="dxa"/>
+            <w:tcW w:w="2699" w:type="dxa"/>
             <w:vAlign w:val="center"/>
           </w:tcPr>
           <w:p>
@@ -5433,13 +5059,13 @@
               <w:jc w:val="center"/>
             </w:pPr>
             <w:r>
-              <w:t>测试执行人和版本</w:t>
+              <w:t>工作总结</w:t>
             </w:r>
           </w:p>
         </w:tc>
         <w:tc>
           <w:tcPr>
-            <w:tcW w:w="3180" w:type="dxa"/>
+            <w:tcW w:w="6939" w:type="dxa"/>
             <w:vAlign w:val="center"/>
           </w:tcPr>
           <w:p>
@@ -5447,70 +5073,7 @@
               <w:pStyle w:val="TableText"/>
             </w:pPr>
             <w:r>
-              <w:t>按测试计划格式记录</w:t>
-            </w:r>
-          </w:p>
-        </w:tc>
-        <w:tc>
-          <w:tcPr>
-            <w:tcW w:w="4337" w:type="dxa"/>
-            <w:vAlign w:val="center"/>
-          </w:tcPr>
-          <w:p>
-            <w:pPr>
-              <w:pStyle w:val="TableText"/>
-            </w:pPr>
-            <w:r>
-              <w:t>原始日志及执行记录</w:t>
-            </w:r>
-          </w:p>
-        </w:tc>
-      </w:tr>
-      <w:tr>
-        <w:trPr>
-          <w:cantSplit/>
-          <w:jc w:val="center"/>
-        </w:trPr>
-        <w:tc>
-          <w:tcPr>
-            <w:tcW w:w="2120" w:type="dxa"/>
-            <w:vAlign w:val="center"/>
-          </w:tcPr>
-          <w:p>
-            <w:pPr>
-              <w:pStyle w:val="TableText"/>
-              <w:jc w:val="center"/>
-            </w:pPr>
-            <w:r>
-              <w:t>工作总结</w:t>
-            </w:r>
-          </w:p>
-        </w:tc>
-        <w:tc>
-          <w:tcPr>
-            <w:tcW w:w="3180" w:type="dxa"/>
-            <w:vAlign w:val="center"/>
-          </w:tcPr>
-          <w:p>
-            <w:pPr>
-              <w:pStyle w:val="TableText"/>
-            </w:pPr>
-            <w:r>
-              <w:t>已按分工整理模块实现、问题处理及验证依据</w:t>
-            </w:r>
-          </w:p>
-        </w:tc>
-        <w:tc>
-          <w:tcPr>
-            <w:tcW w:w="4337" w:type="dxa"/>
-            <w:vAlign w:val="center"/>
-          </w:tcPr>
-          <w:p>
-            <w:pPr>
-              <w:pStyle w:val="TableText"/>
-            </w:pPr>
-            <w:r>
-              <w:t>成员确认个人记录，补充体会和实际日期</w:t>
+              <w:t>各模块实现、问题处理和分工记录</w:t>
             </w:r>
           </w:p>
         </w:tc>
@@ -5526,7 +5089,7 @@
         <w:pStyle w:val="1"/>
       </w:pPr>
       <w:bookmarkStart w:id="30" w:name="h_5d4209c80045ba485ad5"/>
-      <w:bookmarkStart w:id="31" w:name="_Toc242829446"/>
+      <w:bookmarkStart w:id="31" w:name="_Toc242864925"/>
       <w:r>
         <w:t xml:space="preserve">8 </w:t>
       </w:r>
@@ -5868,7 +5431,6 @@
               <w:jc w:val="center"/>
             </w:pPr>
             <w:r>
-              <w:lastRenderedPageBreak/>
               <w:t>工作总结与成员资料</w:t>
             </w:r>
           </w:p>
@@ -5883,7 +5445,7 @@
               <w:pStyle w:val="TableText"/>
             </w:pPr>
             <w:r>
-              <w:t>按实际完成情况填写贡献、日期和总结</w:t>
+              <w:t>按实际完成情况填写贡献和总结</w:t>
             </w:r>
           </w:p>
         </w:tc>
@@ -5896,100 +5458,39 @@
     </w:p>
     <w:p>
       <w:r>
-        <w:t>交付前应确认主要流程可运行、相关测试通过、文档与程序一致，并完成成员记录。测试记录汇总到报告，历史材料保存在</w:t>
-      </w:r>
-      <w:r>
-        <w:rPr>
-          <w:rFonts w:ascii="Consolas" w:hAnsi="Consolas"/>
-          <w:sz w:val="18"/>
-        </w:rPr>
-        <w:t>archive/</w:t>
-      </w:r>
-      <w:r>
-        <w:t>中。</w:t>
+        <w:t>交付前应确认主要流程可运行、相关测试通过、文档与程序一致。测试记录汇总到报告，统一引用最终回归结果。</w:t>
       </w:r>
     </w:p>
     <w:p>
       <w:pPr>
         <w:pStyle w:val="1"/>
       </w:pPr>
-      <w:bookmarkStart w:id="32" w:name="h_6056a5366a256c25924e"/>
-      <w:bookmarkStart w:id="33" w:name="_Toc242829447"/>
+      <w:bookmarkStart w:id="32" w:name="h_94b504628ffcdd2f790c"/>
+      <w:bookmarkStart w:id="33" w:name="_Toc242864926"/>
       <w:r>
         <w:t xml:space="preserve">9 </w:t>
       </w:r>
       <w:r>
-        <w:t>当前项目进度</w:t>
+        <w:t>实现结果</w:t>
       </w:r>
       <w:bookmarkEnd w:id="32"/>
       <w:bookmarkEnd w:id="33"/>
     </w:p>
     <w:p>
       <w:r>
-        <w:t>学生数量限制已改为最多</w:t>
+        <w:t>系统支持最多</w:t>
       </w:r>
       <w:r>
         <w:t>4</w:t>
       </w:r>
       <w:r>
-        <w:t>个首选和</w:t>
+        <w:t>个首选、</w:t>
       </w:r>
       <w:r>
         <w:t>2</w:t>
       </w:r>
       <w:r>
-        <w:t>个备选，无需填满；符合条件的备选在关课时按顺序递补到最多</w:t>
-      </w:r>
-      <w:r>
-        <w:t>4</w:t>
-      </w:r>
-      <w:r>
-        <w:t>门。教务关闭注册前检查有效学生会话，支持无成绩时重新开启并恢复关课前快照。成绩增加多窗口冲突检查。各页面已精简文字，结果明细折叠展示。原数据库已执行全部升级脚本，补齐选课会话表。</w:t>
-      </w:r>
-    </w:p>
-    <w:p>
-      <w:r>
-        <w:t>截至</w:t>
-      </w:r>
-      <w:r>
-        <w:t>2026</w:t>
-      </w:r>
-      <w:r>
-        <w:t>年</w:t>
-      </w:r>
-      <w:r>
-        <w:t>10</w:t>
-      </w:r>
-      <w:r>
-        <w:t>月</w:t>
-      </w:r>
-      <w:r>
-        <w:t>14</w:t>
-      </w:r>
-      <w:r>
-        <w:t>日，当前代码提交</w:t>
-      </w:r>
-      <w:r>
-        <w:rPr>
-          <w:rFonts w:ascii="Consolas" w:hAnsi="Consolas"/>
-          <w:sz w:val="18"/>
-        </w:rPr>
-        <w:t>73b5336</w:t>
-      </w:r>
-      <w:r>
-        <w:t>已完成独立临时</w:t>
-      </w:r>
-      <w:r>
-        <w:t>MySQL</w:t>
-      </w:r>
-      <w:r>
-        <w:t>、</w:t>
-      </w:r>
-      <w:r>
-        <w:t>PHP</w:t>
-      </w:r>
-      <w:r>
-        <w:t>服务及会话目录中的完整回归：</w:t>
+        <w:t>个备选，会话校验、关课补位及无成绩时重开；成绩维护检查多窗口冲突。</w:t>
       </w:r>
       <w:r>
         <w:t>39</w:t>
@@ -6001,139 +5502,19 @@
         <w:t>1067</w:t>
       </w:r>
       <w:r>
-        <w:t>项检查全部通过，退出码</w:t>
-      </w:r>
-      <w:r>
-        <w:t>0</w:t>
-      </w:r>
-      <w:r>
-        <w:t>，最后一席竞争执行</w:t>
-      </w:r>
-      <w:r>
-        <w:t>5</w:t>
-      </w:r>
-      <w:r>
-        <w:t>轮。该回归覆盖页面精简后的实现，以及先修课、秒级时间冲突和数据库连接复用修复；其中先修与时间边界</w:t>
-      </w:r>
-      <w:r>
-        <w:t>13</w:t>
-      </w:r>
-      <w:r>
-        <w:t>项、</w:t>
-      </w:r>
-      <w:r>
-        <w:t>HTTP</w:t>
-      </w:r>
-      <w:r>
-        <w:t>连接检查</w:t>
-      </w:r>
-      <w:r>
-        <w:t>15</w:t>
-      </w:r>
-      <w:r>
-        <w:t>项均通过。</w:t>
-      </w:r>
-      <w:r>
-        <w:t>PHP</w:t>
-      </w:r>
-      <w:r>
-        <w:t>服务日志无</w:t>
-      </w:r>
-      <w:r>
-        <w:t>Warning</w:t>
-      </w:r>
-      <w:r>
-        <w:t>、</w:t>
-      </w:r>
-      <w:r>
-        <w:t>Notice</w:t>
-      </w:r>
-      <w:r>
-        <w:t>、</w:t>
-      </w:r>
-      <w:r>
-        <w:t>Fatal error</w:t>
-      </w:r>
-      <w:r>
-        <w:t>或未处理异常。浏览器人工操作、键盘、窄屏视觉验收和大规模性能测试仍未完成。完整记录见</w:t>
+        <w:t>项功能检查全部通过，结果见</w:t>
       </w:r>
       <w:hyperlink r:id="rId16">
         <w:r>
-          <w:t>最新自动检查记录</w:t>
-        </w:r>
-      </w:hyperlink>
-      <w:r>
-        <w:t>，新增边界明细见</w:t>
-      </w:r>
-      <w:hyperlink r:id="rId17">
-        <w:r>
-          <w:t>边界检查记录</w:t>
+          <w:t>测试报告</w:t>
         </w:r>
       </w:hyperlink>
       <w:r>
         <w:t>。</w:t>
       </w:r>
     </w:p>
-    <w:p>
-      <w:r>
-        <w:t>下一步完成原站浏览器演示及键盘、窄屏检查，并由小组填写真实成员信息、贡献比例和实际开发日期。</w:t>
-      </w:r>
-    </w:p>
-    <w:p>
-      <w:pPr>
-        <w:pStyle w:val="1"/>
-      </w:pPr>
-      <w:bookmarkStart w:id="34" w:name="h_15d6cc4dad40405c0f25"/>
-      <w:bookmarkStart w:id="35" w:name="_Toc242829448"/>
-      <w:r>
-        <w:t xml:space="preserve">10 </w:t>
-      </w:r>
-      <w:r>
-        <w:t>当前修复完成情况</w:t>
-      </w:r>
-      <w:bookmarkEnd w:id="34"/>
-      <w:bookmarkEnd w:id="35"/>
-    </w:p>
-    <w:p>
-      <w:r>
-        <w:t>当前代码提交为</w:t>
-      </w:r>
-      <w:r>
-        <w:rPr>
-          <w:rFonts w:ascii="Consolas" w:hAnsi="Consolas"/>
-          <w:sz w:val="18"/>
-        </w:rPr>
-        <w:t>73b5336</w:t>
-      </w:r>
-      <w:r>
-        <w:t>，已修复先修课按名称匹配、已注册课程重复校验先修成绩、秒级时间重叠漏判三个业务问题，并改为网页请求内复用数据库连接以减少连接消耗。对应正常、拒绝、退后重选、旧目录和相邻时段用例已纳入统一回归，最终</w:t>
-      </w:r>
-      <w:r>
-        <w:t>39</w:t>
-      </w:r>
-      <w:r>
-        <w:t>个阶段、</w:t>
-      </w:r>
-      <w:r>
-        <w:t>1067</w:t>
-      </w:r>
-      <w:r>
-        <w:t>项检查通过。</w:t>
-      </w:r>
-    </w:p>
-    <w:p>
-      <w:r>
-        <w:t>后续按现有测试计划完成浏览器点击、键盘和窄屏验收，以及新电脑部署验证。真实课程目录和财务集成、</w:t>
-      </w:r>
-      <w:r>
-        <w:t>500/2000</w:t>
-      </w:r>
-      <w:r>
-        <w:t>并发、响应时间及长期可用性仍属于后续工作，不能由本轮自动回归推定完成。成员信息和个人实际时间记录由小组补充。</w:t>
-      </w:r>
-    </w:p>
     <w:sectPr>
-      <w:footerReference w:type="default" r:id="rId18"/>
+      <w:footerReference w:type="default" r:id="rId17"/>
       <w:pgSz w:w="11906" w:h="16838"/>
       <w:pgMar w:top="1134" w:right="1134" w:bottom="1134" w:left="1134" w:header="720" w:footer="510" w:gutter="0"/>
       <w:cols w:space="720"/>
@@ -6407,31 +5788,31 @@
       </w:rPr>
     </w:lvl>
   </w:abstractNum>
-  <w:num w:numId="1" w16cid:durableId="859320239">
+  <w:num w:numId="1" w16cid:durableId="1970209002">
     <w:abstractNumId w:val="8"/>
   </w:num>
-  <w:num w:numId="2" w16cid:durableId="718281680">
+  <w:num w:numId="2" w16cid:durableId="1183015152">
     <w:abstractNumId w:val="6"/>
   </w:num>
-  <w:num w:numId="3" w16cid:durableId="495341163">
+  <w:num w:numId="3" w16cid:durableId="1653605801">
     <w:abstractNumId w:val="5"/>
   </w:num>
-  <w:num w:numId="4" w16cid:durableId="1326589730">
+  <w:num w:numId="4" w16cid:durableId="30960512">
     <w:abstractNumId w:val="4"/>
   </w:num>
-  <w:num w:numId="5" w16cid:durableId="1296715055">
+  <w:num w:numId="5" w16cid:durableId="1668628594">
     <w:abstractNumId w:val="7"/>
   </w:num>
-  <w:num w:numId="6" w16cid:durableId="1778673838">
+  <w:num w:numId="6" w16cid:durableId="528221261">
     <w:abstractNumId w:val="3"/>
   </w:num>
-  <w:num w:numId="7" w16cid:durableId="2133816365">
+  <w:num w:numId="7" w16cid:durableId="2144691282">
     <w:abstractNumId w:val="2"/>
   </w:num>
-  <w:num w:numId="8" w16cid:durableId="554779270">
+  <w:num w:numId="8" w16cid:durableId="268243732">
     <w:abstractNumId w:val="1"/>
   </w:num>
-  <w:num w:numId="9" w16cid:durableId="2082674343">
+  <w:num w:numId="9" w16cid:durableId="1271350711">
     <w:abstractNumId w:val="0"/>
   </w:num>
 </w:numbering>
@@ -7759,8 +7140,13 @@
     <w:qFormat/>
     <w:rsid w:val="00FC693F"/>
     <w:pPr>
+      <w:keepNext w:val="0"/>
+      <w:spacing w:before="0" w:after="40" w:line="240" w:lineRule="auto"/>
       <w:outlineLvl w:val="9"/>
     </w:pPr>
+    <w:rPr>
+      <w:sz w:val="21"/>
+    </w:rPr>
   </w:style>
   <w:style w:type="table" w:styleId="aff1">
     <w:name w:val="Table Grid"/>
@@ -17841,21 +17227,23 @@
   <w:style w:type="paragraph" w:customStyle="1" w:styleId="TOC11">
     <w:name w:val="TOC 11"/>
     <w:pPr>
-      <w:spacing w:after="80"/>
+      <w:spacing w:after="40" w:line="240" w:lineRule="auto"/>
     </w:pPr>
     <w:rPr>
       <w:rFonts w:ascii="Calibri" w:eastAsia="宋体" w:hAnsi="Calibri"/>
       <w:color w:val="000000"/>
+      <w:sz w:val="21"/>
     </w:rPr>
   </w:style>
   <w:style w:type="paragraph" w:customStyle="1" w:styleId="TOC21">
     <w:name w:val="TOC 21"/>
     <w:pPr>
-      <w:spacing w:after="80"/>
+      <w:spacing w:after="40" w:line="240" w:lineRule="auto"/>
     </w:pPr>
     <w:rPr>
       <w:rFonts w:ascii="Calibri" w:eastAsia="宋体" w:hAnsi="Calibri"/>
       <w:color w:val="000000"/>
+      <w:sz w:val="21"/>
     </w:rPr>
   </w:style>
   <w:style w:type="paragraph" w:styleId="TOC1">
@@ -17865,7 +17253,7 @@
     <w:autoRedefine/>
     <w:uiPriority w:val="39"/>
     <w:unhideWhenUsed/>
-    <w:rsid w:val="004D6ECD"/>
+    <w:rsid w:val="000F7721"/>
   </w:style>
   <w:style w:type="paragraph" w:styleId="TOC2">
     <w:name w:val="toc 2"/>
@@ -17874,7 +17262,7 @@
     <w:autoRedefine/>
     <w:uiPriority w:val="39"/>
     <w:unhideWhenUsed/>
-    <w:rsid w:val="004D6ECD"/>
+    <w:rsid w:val="000F7721"/>
     <w:pPr>
       <w:ind w:leftChars="200" w:left="420"/>
     </w:pPr>
@@ -17884,7 +17272,7 @@
     <w:basedOn w:val="a2"/>
     <w:uiPriority w:val="99"/>
     <w:unhideWhenUsed/>
-    <w:rsid w:val="004D6ECD"/>
+    <w:rsid w:val="000F7721"/>
     <w:rPr>
       <w:color w:val="0000FF" w:themeColor="hyperlink"/>
       <w:u w:val="single"/>
